--- a/2Lab/ReportLab2_PohoriletsDmytroAM31.docx
+++ b/2Lab/ReportLab2_PohoriletsDmytroAM31.docx
@@ -325,7 +325,7 @@
         <w:rPr>
           <w:sz w:val="28"/>
           <w:szCs w:val="28"/>
-          <w:lang w:val="uk-UA"/>
+          <w:lang w:val="en-US"/>
         </w:rPr>
       </w:pPr>
     </w:p>
@@ -342,7 +342,23 @@
         <w:rPr>
           <w:sz w:val="28"/>
           <w:szCs w:val="28"/>
-          <w:lang w:val="uk-UA"/>
+          <w:lang w:val="en-US"/>
+        </w:rPr>
+      </w:pPr>
+    </w:p>
+    <w:p>
+      <w:pPr>
+        <w:shd w:val="clear" w:color="auto" w:fill="FFFFFF"/>
+        <w:tabs>
+          <w:tab w:val="left" w:pos="6237"/>
+        </w:tabs>
+        <w:spacing w:before="481" w:after="0" w:line="276" w:lineRule="auto"/>
+        <w:ind w:left="0" w:firstLine="0"/>
+        <w:jc w:val="left"/>
+        <w:rPr>
+          <w:sz w:val="28"/>
+          <w:szCs w:val="28"/>
+          <w:lang w:val="en-US"/>
         </w:rPr>
       </w:pPr>
       <w:r>
@@ -375,7 +391,15 @@
           <w:szCs w:val="28"/>
           <w:lang w:val="uk-UA"/>
         </w:rPr>
-        <w:t>ла:</w:t>
+        <w:t>в</w:t>
+      </w:r>
+      <w:r>
+        <w:rPr>
+          <w:sz w:val="28"/>
+          <w:szCs w:val="28"/>
+          <w:lang w:val="uk-UA"/>
+        </w:rPr>
+        <w:t>:</w:t>
       </w:r>
       <w:r>
         <w:rPr>
@@ -527,14 +551,6 @@
         <w:rPr>
           <w:sz w:val="28"/>
           <w:szCs w:val="28"/>
-          <w:lang w:val="uk-UA"/>
-        </w:rPr>
-        <w:tab/>
-      </w:r>
-      <w:r>
-        <w:rPr>
-          <w:sz w:val="28"/>
-          <w:szCs w:val="28"/>
         </w:rPr>
         <w:t>Підпис:</w:t>
       </w:r>
@@ -584,6 +600,54 @@
         </w:rPr>
         <w:br/>
       </w:r>
+    </w:p>
+    <w:p>
+      <w:pPr>
+        <w:shd w:val="clear" w:color="auto" w:fill="FFFFFF"/>
+        <w:tabs>
+          <w:tab w:val="left" w:pos="5670"/>
+        </w:tabs>
+        <w:spacing w:before="481" w:after="0" w:line="276" w:lineRule="auto"/>
+        <w:ind w:left="0" w:firstLine="0"/>
+        <w:jc w:val="left"/>
+        <w:rPr>
+          <w:sz w:val="28"/>
+          <w:szCs w:val="28"/>
+          <w:lang w:val="en-US"/>
+        </w:rPr>
+      </w:pPr>
+    </w:p>
+    <w:p>
+      <w:pPr>
+        <w:shd w:val="clear" w:color="auto" w:fill="FFFFFF"/>
+        <w:tabs>
+          <w:tab w:val="left" w:pos="5670"/>
+        </w:tabs>
+        <w:spacing w:before="481" w:after="0" w:line="276" w:lineRule="auto"/>
+        <w:ind w:left="0" w:firstLine="0"/>
+        <w:jc w:val="left"/>
+        <w:rPr>
+          <w:sz w:val="28"/>
+          <w:szCs w:val="28"/>
+          <w:lang w:val="en-US"/>
+        </w:rPr>
+      </w:pPr>
+    </w:p>
+    <w:p>
+      <w:pPr>
+        <w:shd w:val="clear" w:color="auto" w:fill="FFFFFF"/>
+        <w:tabs>
+          <w:tab w:val="left" w:pos="5670"/>
+        </w:tabs>
+        <w:spacing w:before="481" w:after="0" w:line="276" w:lineRule="auto"/>
+        <w:ind w:left="0" w:firstLine="0"/>
+        <w:jc w:val="left"/>
+        <w:rPr>
+          <w:sz w:val="28"/>
+          <w:szCs w:val="28"/>
+          <w:lang w:val="en-US"/>
+        </w:rPr>
+      </w:pPr>
     </w:p>
     <w:p>
       <w:pPr>
@@ -650,14 +714,21 @@
     <w:p>
       <w:pPr>
         <w:pStyle w:val="Body"/>
+        <w:rPr>
+          <w:lang w:val="en-US"/>
+        </w:rPr>
       </w:pPr>
       <w:r>
         <w:t>Вихідний код розміщено у репозиторії GitHub:</w:t>
       </w:r>
     </w:p>
+    <w:bookmarkStart w:id="0" w:name="_Hlk243320586"/>
     <w:p>
       <w:pPr>
         <w:pStyle w:val="Body"/>
+        <w:rPr>
+          <w:lang w:val="en-US"/>
+        </w:rPr>
       </w:pPr>
       <w:r>
         <w:rPr>
@@ -666,9 +737,65 @@
           <w:sz w:val="20"/>
           <w:szCs w:val="20"/>
         </w:rPr>
+        <w:fldChar w:fldCharType="begin"/>
+      </w:r>
+      <w:r>
+        <w:rPr>
+          <w:rFonts w:ascii="Consolas" w:hAnsi="Consolas" w:cs="Consolas"/>
+          <w:noProof/>
+          <w:sz w:val="20"/>
+          <w:szCs w:val="20"/>
+        </w:rPr>
+        <w:instrText>HYPERLINK "https://github.com/dmytropohorol/LPNUTesting/tree/main/2Lab"</w:instrText>
+      </w:r>
+      <w:r>
+        <w:rPr>
+          <w:rFonts w:ascii="Consolas" w:hAnsi="Consolas" w:cs="Consolas"/>
+          <w:noProof/>
+          <w:sz w:val="20"/>
+          <w:szCs w:val="20"/>
+        </w:rPr>
+      </w:r>
+      <w:r>
+        <w:rPr>
+          <w:rFonts w:ascii="Consolas" w:hAnsi="Consolas" w:cs="Consolas"/>
+          <w:noProof/>
+          <w:sz w:val="20"/>
+          <w:szCs w:val="20"/>
+        </w:rPr>
+        <w:fldChar w:fldCharType="separate"/>
+      </w:r>
+      <w:r>
+        <w:rPr>
+          <w:rStyle w:val="Hyperlink"/>
+          <w:rFonts w:ascii="Consolas" w:hAnsi="Consolas" w:cs="Consolas"/>
+          <w:noProof/>
+          <w:sz w:val="20"/>
+          <w:szCs w:val="20"/>
+        </w:rPr>
         <w:t>https://github.com/dmytropohorol/LPNUTesting/tree/main/2Lab</w:t>
       </w:r>
-    </w:p>
+      <w:r>
+        <w:rPr>
+          <w:rFonts w:ascii="Consolas" w:hAnsi="Consolas" w:cs="Consolas"/>
+          <w:noProof/>
+          <w:sz w:val="20"/>
+          <w:szCs w:val="20"/>
+        </w:rPr>
+        <w:fldChar w:fldCharType="end"/>
+      </w:r>
+      <w:r>
+        <w:rPr>
+          <w:rFonts w:ascii="Consolas" w:hAnsi="Consolas" w:cs="Consolas"/>
+          <w:noProof/>
+          <w:sz w:val="20"/>
+          <w:szCs w:val="20"/>
+          <w:lang w:val="en-US"/>
+        </w:rPr>
+        <w:t xml:space="preserve"> </w:t>
+      </w:r>
+    </w:p>
+    <w:bookmarkEnd w:id="0"/>
     <w:p>
       <w:pPr>
         <w:pStyle w:val="Heading1"/>
@@ -706,15 +833,15 @@
         <w:pStyle w:val="Body"/>
       </w:pPr>
       <w:r>
+        <w:t>SpecFlow це реалізація BDD для платформи .NET. Він читає файли з розширенням feature, де лежать сценарії мовою Gherkin, і під час збирання проєкту перетворює кожен сценарій на окремий тест. Кожному рядку сценарію відповідає метод у класі кроків, звʼязаний з ним регулярним виразом.</w:t>
+      </w:r>
+    </w:p>
+    <w:p>
+      <w:pPr>
+        <w:pStyle w:val="Heading1"/>
+      </w:pPr>
+      <w:r>
         <w:lastRenderedPageBreak/>
-        <w:t>SpecFlow це реалізація BDD для платформи .NET. Він читає файли з розширенням feature, де лежать сценарії мовою Gherkin, і під час збирання проєкту перетворює кожен сценарій на окремий тест. Кожному рядку сценарію відповідає метод у класі кроків, звʼязаний з ним регулярним виразом.</w:t>
-      </w:r>
-    </w:p>
-    <w:p>
-      <w:pPr>
-        <w:pStyle w:val="Heading1"/>
-      </w:pPr>
-      <w:r>
         <w:t>Хід роботи</w:t>
       </w:r>
     </w:p>
@@ -813,7 +940,6 @@
         <w:pStyle w:val="Heading2"/>
       </w:pPr>
       <w:r>
-        <w:lastRenderedPageBreak/>
         <w:t>Опис поведінки мовою Gherkin</w:t>
       </w:r>
     </w:p>
@@ -978,6 +1104,7 @@
         <w:pStyle w:val="Body"/>
       </w:pPr>
       <w:r>
+        <w:lastRenderedPageBreak/>
         <w:t>Опис не містить жодного рядка коду та жодного локатора, тому його може прочитати людина, не знайома з програмуванням. Саме в цьому полягає відділення специфікації від автоматизації.</w:t>
       </w:r>
     </w:p>
@@ -1010,55 +1137,55 @@
         <w:pStyle w:val="Body"/>
       </w:pPr>
       <w:r>
+        <w:t>Неявні очікування вимкнено, використовуються лише явні. Змішувати їх не варто, бо час очікування стає непередбачуваним.</w:t>
+      </w:r>
+    </w:p>
+    <w:p>
+      <w:pPr>
+        <w:pStyle w:val="Heading2"/>
+      </w:pPr>
+      <w:r>
+        <w:t>Реалізація кроків</w:t>
+      </w:r>
+    </w:p>
+    <w:p>
+      <w:pPr>
+        <w:pStyle w:val="Body"/>
+      </w:pPr>
+      <w:r>
+        <w:t>Кожному рядку сценарію відповідає метод класу OpenAccountSteps. Методи не працюють із Selenium напряму, а викликають методи сторінок. Екземпляри сторінок створює контейнер SpecFlow, по одному на сценарій.</w:t>
+      </w:r>
+    </w:p>
+    <w:p>
+      <w:pPr>
+        <w:pStyle w:val="Body"/>
+      </w:pPr>
+      <w:r>
+        <w:t>Браузер відкривається на початку сценарію і закривається після нього.</w:t>
+      </w:r>
+    </w:p>
+    <w:p>
+      <w:pPr>
+        <w:pStyle w:val="Heading2"/>
+      </w:pPr>
+      <w:r>
+        <w:t>Запуск тестів</w:t>
+      </w:r>
+    </w:p>
+    <w:p>
+      <w:pPr>
+        <w:pStyle w:val="Body"/>
+      </w:pPr>
+      <w:r>
+        <w:t>Складання проєкту та прогін виконує скрипт Run-Tests.ps1. Драйвер браузера завантажувати вручну не потрібно: Selenium версії 4.6 і новішої має вбудований Selenium Manager, який підбирає драйвер під встановлену версію Chrome. Результат прогону наведено у лістингу 2.</w:t>
+      </w:r>
+    </w:p>
+    <w:p>
+      <w:pPr>
+        <w:pStyle w:val="TabCaption"/>
+      </w:pPr>
+      <w:r>
         <w:lastRenderedPageBreak/>
-        <w:t>Неявні очікування вимкнено, використовуються лише явні. Змішувати їх не варто, бо час очікування стає непередбачуваним.</w:t>
-      </w:r>
-    </w:p>
-    <w:p>
-      <w:pPr>
-        <w:pStyle w:val="Heading2"/>
-      </w:pPr>
-      <w:r>
-        <w:t>Реалізація кроків</w:t>
-      </w:r>
-    </w:p>
-    <w:p>
-      <w:pPr>
-        <w:pStyle w:val="Body"/>
-      </w:pPr>
-      <w:r>
-        <w:t>Кожному рядку сценарію відповідає метод класу OpenAccountSteps. Методи не працюють із Selenium напряму, а викликають методи сторінок. Екземпляри сторінок створює контейнер SpecFlow, по одному на сценарій.</w:t>
-      </w:r>
-    </w:p>
-    <w:p>
-      <w:pPr>
-        <w:pStyle w:val="Body"/>
-      </w:pPr>
-      <w:r>
-        <w:t>Браузер відкривається перед першим зверненням до нього і закривається після сценарію. Якщо сценарій впав, перед закриттям зберігається знімок екрана, бо у звіті прогону лишається сама лише назва кроку.</w:t>
-      </w:r>
-    </w:p>
-    <w:p>
-      <w:pPr>
-        <w:pStyle w:val="Heading2"/>
-      </w:pPr>
-      <w:r>
-        <w:t>Запуск тестів</w:t>
-      </w:r>
-    </w:p>
-    <w:p>
-      <w:pPr>
-        <w:pStyle w:val="Body"/>
-      </w:pPr>
-      <w:r>
-        <w:t>Складання проєкту та прогін виконує скрипт Run-Tests.ps1. Драйвер браузера завантажувати вручну не потрібно: Selenium версії 4.6 і новішої має вбудований Selenium Manager, який підбирає драйвер під встановлену версію Chrome. Результат прогону наведено у лістингу 2.</w:t>
-      </w:r>
-    </w:p>
-    <w:p>
-      <w:pPr>
-        <w:pStyle w:val="TabCaption"/>
-      </w:pPr>
-      <w:r>
         <w:t xml:space="preserve">Лістинг </w:t>
       </w:r>
       <w:r>
@@ -1219,8 +1346,64 @@
         <w:pStyle w:val="Heading1"/>
       </w:pPr>
       <w:r>
+        <w:t>Набір сценаріїв</w:t>
+      </w:r>
+    </w:p>
+    <w:p>
+      <w:pPr>
+        <w:pStyle w:val="Body"/>
+      </w:pPr>
+      <w:r>
+        <w:t>Набір складається з десяти тестів. Основний сценарій відкриває рахунок клієнту Harry Potter у валюті Dollar і перевіряє як текст повідомлення, так і те, що номер рахунку складається з цифр.</w:t>
+      </w:r>
+    </w:p>
+    <w:p>
+      <w:pPr>
+        <w:pStyle w:val="Body"/>
+      </w:pPr>
+      <w:r>
+        <w:t>Далі йдуть два перебори, побудовані за правилом: у кожному міняється рівно один параметр, другий лишається сталим. Перший перебір лишає сталим клієнта і міняє валюту, перевіряючи Pound та Rupee. Другий лишає сталою валюту і міняє клієнта, перевіряючи решту чотирьох клієнтів банку. Завдяки цьому кожна з трьох валют і кожен з пʼяти клієнтів перевіряються рівно один раз, без повторів. Якщо тест червоніє, одразу зрозуміло, який саме параметр став причиною.</w:t>
+      </w:r>
+    </w:p>
+    <w:p>
+      <w:pPr>
+        <w:pStyle w:val="Body"/>
+      </w:pPr>
+      <w:r>
+        <w:t>Два сценарії перевіряють зворотне. У першому не вибрано клієнта, у другому не вибрано валюту. Обидва натискають Process і переконуються, що діалог не зʼявився і сторінка лишилася тією самою. Без таких сценаріїв набір доводив би лише те, що кнопка працює, але не те, що форма відхиляє неповні дані.</w:t>
+      </w:r>
+    </w:p>
+    <w:p>
+      <w:pPr>
+        <w:pStyle w:val="Body"/>
+      </w:pPr>
+      <w:r>
+        <w:t>Останній сценарій читає випадний список клієнтів і звіряє, що в ньому присутні всі пʼятеро клієнтів банку.</w:t>
+      </w:r>
+    </w:p>
+    <w:p>
+      <w:pPr>
+        <w:pStyle w:val="Heading1"/>
+      </w:pPr>
+      <w:r>
+        <w:t>Висновки</w:t>
+      </w:r>
+    </w:p>
+    <w:p>
+      <w:pPr>
+        <w:pStyle w:val="Body"/>
+      </w:pPr>
+      <w:r>
+        <w:t>Виконано завдання варіанта 4. Автоматизовано сценарій відкриття рахунку менеджером банку на сайті XYZ Bank. Набір містить десять тестів, усі вони проходять успішно.</w:t>
+      </w:r>
+    </w:p>
+    <w:p>
+      <w:pPr>
+        <w:pStyle w:val="Body"/>
+      </w:pPr>
+      <w:r>
         <w:lastRenderedPageBreak/>
-        <w:t>Набір сценаріїв</w:t>
+        <w:t>Застосовано шаблон Page Objects: локатори елементів зібрані у трьох класах сторінок, а кроки тестів працюють лише з їхніми методами. Завдяки цьому зміна верстки сайту потребує правки одного місця.</w:t>
       </w:r>
     </w:p>
     <w:p>
@@ -1228,67 +1411,7 @@
         <w:pStyle w:val="Body"/>
       </w:pPr>
       <w:r>
-        <w:t>Набір складається з десяти тестів. Основний сценарій відкриває рахунок клієнту Harry Potter у валюті Dollar і перевіряє як текст повідомлення, так і те, що номер рахунку складається з цифр.</w:t>
-      </w:r>
-    </w:p>
-    <w:p>
-      <w:pPr>
-        <w:pStyle w:val="Body"/>
-      </w:pPr>
-      <w:r>
-        <w:t>Далі йдуть два перебори, побудовані за правилом: у кожному міняється рівно один параметр, другий лишається сталим. Перший перебір лишає сталим клієнта і міняє валюту, перевіряючи Pound та Rupee. Другий лишає сталою валюту і міняє клієнта, перевіряючи решту чотирьох клієнтів банку. Завдяки цьому кожна з трьох валют і кожен з пʼяти клієнтів перевіряються рівно один раз, без повторів. Якщо тест червоніє, одразу зрозуміло, який саме параметр став причиною.</w:t>
-      </w:r>
-    </w:p>
-    <w:p>
-      <w:pPr>
-        <w:pStyle w:val="Body"/>
-      </w:pPr>
-      <w:r>
-        <w:t>Два сценарії перевіряють зворотне. У першому не вибрано клієнта, у другому не вибрано валюту. Обидва натискають Process і переконуються, що діалог не зʼявився і сторінка лишилася тією самою. Без таких сценаріїв набір доводив би лише те, що кнопка працює, але не те, що форма відхиляє неповні дані.</w:t>
-      </w:r>
-    </w:p>
-    <w:p>
-      <w:pPr>
-        <w:pStyle w:val="Body"/>
-      </w:pPr>
-      <w:r>
-        <w:t>Останній сценарій читає випадний список клієнтів і звіряє, що в ньому присутні всі пʼятеро клієнтів банку.</w:t>
-      </w:r>
-    </w:p>
-    <w:p>
-      <w:pPr>
-        <w:pStyle w:val="Heading1"/>
-      </w:pPr>
-      <w:r>
-        <w:t>Висновки</w:t>
-      </w:r>
-    </w:p>
-    <w:p>
-      <w:pPr>
-        <w:pStyle w:val="Body"/>
-      </w:pPr>
-      <w:r>
-        <w:t>Виконано завдання варіанта 4. Автоматизовано сценарій відкриття рахунку менеджером банку на сайті XYZ Bank. Набір містить десять тестів, усі вони проходять успішно.</w:t>
-      </w:r>
-    </w:p>
-    <w:p>
-      <w:pPr>
-        <w:pStyle w:val="Body"/>
-      </w:pPr>
-      <w:r>
-        <w:t>Застосовано шаблон Page Objects: локатори елементів зібрані у трьох класах сторінок, а кроки тестів працюють лише з їхніми методами. Завдяки цьому зміна верстки сайту потребує правки одного місця.</w:t>
-      </w:r>
-    </w:p>
-    <w:p>
-      <w:pPr>
-        <w:pStyle w:val="Body"/>
-      </w:pPr>
-      <w:r>
-        <w:t xml:space="preserve">Поведінку системи описано мовою Gherkin за методологією BDD. Опис не містить коду, тому сценарій читається як звичайний текст. </w:t>
-      </w:r>
-      <w:r>
-        <w:lastRenderedPageBreak/>
-        <w:t>Інструмент SpecFlow перетворює цей опис на тести під час збирання проєкту.</w:t>
+        <w:t>Поведінку системи описано мовою Gherkin за методологією BDD. Опис не містить коду, тому сценарій читається як звичайний текст. Інструмент SpecFlow перетворює цей опис на тести під час збирання проєкту.</w:t>
       </w:r>
     </w:p>
     <w:p>
@@ -1303,11 +1426,12 @@
       <w:footerReference w:type="even" r:id="rId9"/>
       <w:footerReference w:type="default" r:id="rId10"/>
       <w:footerReference w:type="first" r:id="rId11"/>
-      <w:pgSz w:w="10320" w:h="14570"/>
+      <w:pgSz w:w="11906" w:h="16838" w:code="9"/>
       <w:pgMar w:top="1134" w:right="850" w:bottom="1134" w:left="1701" w:header="708" w:footer="708" w:gutter="0"/>
       <w:pgNumType w:start="1"/>
       <w:cols w:space="720"/>
       <w:titlePg/>
+      <w:docGrid w:linePitch="299"/>
     </w:sectPr>
   </w:body>
 </w:document>
